--- a/Security Automation Project Status Update.docx
+++ b/Security Automation Project Status Update.docx
@@ -331,15 +331,19 @@
       <w:hyperlink r:id="rId4" w:history="1">
         <w:r>
           <w:rPr>
-            <w:color w:val="0000FF"/>
-            <w:u w:val="single"/>
+            <w:rStyle w:val="Hyperlink"/>
           </w:rPr>
-          <w:t>https://github.com/nelsonoguneko-arch/Python-Network-Assignment</w:t>
+          <w:t>https://github.com/Briscoe2026/Python-Network-Assignment-</w:t>
         </w:r>
       </w:hyperlink>
     </w:p>
     <w:p>
       <w:pPr>
+        <w:pStyle w:val="p1"/>
+      </w:pPr>
+    </w:p>
+    <w:p>
+      <w:pPr>
         <w:spacing w:before="100" w:beforeAutospacing="1" w:after="100" w:afterAutospacing="1" w:line="360" w:lineRule="auto"/>
         <w:rPr>
           <w:rFonts w:ascii="Times New Roman" w:hAnsi="Times New Roman" w:cs="Times New Roman"/>
@@ -363,6 +367,7 @@
           <w:kern w:val="0"/>
           <w14:ligatures w14:val="none"/>
         </w:rPr>
+        <w:lastRenderedPageBreak/>
         <w:t xml:space="preserve"> </w:t>
       </w:r>
       <w:r>
@@ -849,7 +854,16 @@
           <w:kern w:val="0"/>
           <w14:ligatures w14:val="none"/>
         </w:rPr>
-        <w:t xml:space="preserve"> successfully. I addressed these problems by reviewing error messages, researching </w:t>
+        <w:t xml:space="preserve"> successfully. I addressed </w:t>
+      </w:r>
+      <w:r>
+        <w:rPr>
+          <w:rFonts w:ascii="Times New Roman" w:hAnsi="Times New Roman" w:cs="Times New Roman"/>
+          <w:kern w:val="0"/>
+          <w14:ligatures w14:val="none"/>
+        </w:rPr>
+        <w:lastRenderedPageBreak/>
+        <w:t xml:space="preserve">these problems by reviewing error messages, researching </w:t>
       </w:r>
       <w:r>
         <w:rPr>
@@ -1253,6 +1267,7 @@
           <w:kern w:val="0"/>
           <w14:ligatures w14:val="none"/>
         </w:rPr>
+        <w:lastRenderedPageBreak/>
         <w:t xml:space="preserve">AI-generated information </w:t>
       </w:r>
       <w:bookmarkStart w:id="20" w:name="_Int_51Tw1hHw"/>
@@ -2407,12 +2422,23 @@
     <w:name w:val="Hyperlink"/>
     <w:basedOn w:val="DefaultParagraphFont"/>
     <w:uiPriority w:val="99"/>
+    <w:unhideWhenUsed/>
+    <w:rsid w:val="003A2B1F"/>
+    <w:rPr>
+      <w:color w:val="0000FF"/>
+      <w:u w:val="single"/>
+    </w:rPr>
+  </w:style>
+  <w:style w:type="character" w:styleId="UnresolvedMention">
+    <w:name w:val="Unresolved Mention"/>
+    <w:basedOn w:val="DefaultParagraphFont"/>
+    <w:uiPriority w:val="99"/>
     <w:semiHidden/>
     <w:unhideWhenUsed/>
-    <w:rsid w:val="003A2B1F"/>
-    <w:rPr>
-      <w:color w:val="0000FF"/>
-      <w:u w:val="single"/>
+    <w:rsid w:val="00B43415"/>
+    <w:rPr>
+      <w:color w:val="605E5C"/>
+      <w:shd w:val="clear" w:color="auto" w:fill="E1DFDD"/>
     </w:rPr>
   </w:style>
 </w:styles>
